--- a/point_01/latex/ICICMLTEMPLATEX/修改建议.docx
+++ b/point_01/latex/ICICMLTEMPLATEX/修改建议.docx
@@ -155,21 +155,7 @@
         <w:rPr>
           <w:rFonts w:hint="eastAsia"/>
         </w:rPr>
-        <w:t>在文中写不能保证机器一样，为了保证公平性（主要是</w:t>
-      </w:r>
-      <w:proofErr w:type="spellStart"/>
-      <w:r>
-        <w:rPr>
-          <w:rFonts w:hint="eastAsia"/>
-        </w:rPr>
-        <w:t>inferrence</w:t>
-      </w:r>
-      <w:proofErr w:type="spellEnd"/>
-      <w:r>
-        <w:rPr>
-          <w:rFonts w:hint="eastAsia"/>
-        </w:rPr>
-        <w:t>），所以使用它提供的权重重新计算结果，写在</w:t>
+        <w:t>在文中写不能保证机器一样，为了保证公平性（主要是inferrence），所以使用它提供的权重重新计算结果，写在</w:t>
       </w:r>
       <w:r>
         <w:t>Experimental Results</w:t>
@@ -180,11 +166,9 @@
         </w:rPr>
         <w:t>中，在表中标注STF发表时间（下标CVPR</w:t>
       </w:r>
-      <w:proofErr w:type="gramStart"/>
       <w:r>
         <w:t>’</w:t>
       </w:r>
-      <w:proofErr w:type="gramEnd"/>
       <w:r>
         <w:rPr>
           <w:rFonts w:hint="eastAsia"/>
@@ -205,127 +189,233 @@
           <w:ilvl w:val="0"/>
           <w:numId w:val="1"/>
         </w:numPr>
+        <w:rPr>
+          <w:rFonts w:hint="eastAsia"/>
+        </w:rPr>
       </w:pPr>
       <w:r>
         <w:rPr>
           <w:rFonts w:hint="eastAsia"/>
         </w:rPr>
         <w:t>Conclusion不分段，缩短</w:t>
+      </w:r>
+    </w:p>
+    <w:p>
+      <w:pPr>
+        <w:rPr>
+          <w:rFonts w:hint="eastAsia"/>
+        </w:rPr>
+      </w:pPr>
+    </w:p>
+    <w:p>
+      <w:pPr>
+        <w:rPr>
+          <w:rFonts w:hint="eastAsia"/>
+        </w:rPr>
+      </w:pPr>
+    </w:p>
+    <w:p>
+      <w:pPr>
+        <w:rPr>
+          <w:rFonts w:hint="eastAsia"/>
+        </w:rPr>
+      </w:pPr>
+    </w:p>
+    <w:p>
+      <w:pPr>
+        <w:rPr>
+          <w:rFonts w:hint="eastAsia"/>
+        </w:rPr>
+      </w:pPr>
+      <w:r>
+        <w:rPr>
+          <w:rFonts w:hint="eastAsia"/>
+        </w:rPr>
+        <w:t>确定VJC的维度</w:t>
+      </w:r>
+    </w:p>
+    <w:p>
+      <w:pPr>
+        <w:rPr>
+          <w:rFonts w:hint="eastAsia"/>
+        </w:rPr>
+      </w:pPr>
+      <w:r>
+        <w:rPr>
+          <w:rFonts w:hint="eastAsia"/>
+        </w:rPr>
+        <w:t>Alpha打出来</w:t>
+      </w:r>
+    </w:p>
+    <w:p>
+      <w:pPr>
+        <w:rPr>
+          <w:rFonts w:hint="eastAsia"/>
+        </w:rPr>
+      </w:pPr>
+      <w:r>
+        <w:rPr>
+          <w:rFonts w:hint="eastAsia"/>
+        </w:rPr>
+        <w:t>Ablation后，加</w:t>
+      </w:r>
+      <w:r>
+        <w:rPr>
+          <w:rFonts w:hint="eastAsia"/>
+        </w:rPr>
+        <w:t>超参数确定，做5个左右，单起一个表，叫超参确定</w:t>
+      </w:r>
+    </w:p>
+    <w:p>
+      <w:pPr>
+        <w:rPr>
+          <w:rFonts w:hint="eastAsia"/>
+        </w:rPr>
+      </w:pPr>
+      <w:r>
+        <w:rPr>
+          <w:rFonts w:hint="eastAsia"/>
+        </w:rPr>
+        <w:t>公式（3）（4）合一起，</w:t>
+      </w:r>
+      <w:r>
+        <w:rPr>
+          <w:rFonts w:hint="eastAsia"/>
+        </w:rPr>
+        <w:t>（1）</w:t>
+      </w:r>
+      <w:r>
+        <w:rPr>
+          <w:rFonts w:hint="eastAsia"/>
+        </w:rPr>
+        <w:t>（7）不单独列公式</w:t>
+      </w:r>
+    </w:p>
+    <w:p>
+      <w:pPr>
+        <w:rPr>
+          <w:rFonts w:hint="eastAsia"/>
+        </w:rPr>
+      </w:pPr>
+      <w:r>
+        <w:rPr>
+          <w:rFonts w:hint="eastAsia"/>
+        </w:rPr>
+        <w:t>摘要intro问题尽量一样</w:t>
+      </w:r>
+    </w:p>
+    <w:p>
+      <w:r>
+        <w:rPr>
+          <w:rFonts w:hint="eastAsia"/>
+        </w:rPr>
+        <w:t>实验结果标题改成对比，可以只保留两段，一段精度一段效率，或者再加个总阶段（结构保持清晰）</w:t>
       </w:r>
     </w:p>
     <w:p/>
     <w:p/>
-    <w:p/>
-    <w:p>
-      <w:pPr>
-        <w:rPr>
-          <w:rFonts w:hint="eastAsia"/>
-        </w:rPr>
-      </w:pPr>
-      <w:r>
-        <w:rPr>
-          <w:rFonts w:hint="eastAsia"/>
-        </w:rPr>
-        <w:t>确定VJC的维度</w:t>
-      </w:r>
-    </w:p>
-    <w:p>
-      <w:r>
-        <w:rPr>
-          <w:rFonts w:hint="eastAsia"/>
-        </w:rPr>
-        <w:t>Alpha打出来</w:t>
-      </w:r>
-    </w:p>
-    <w:p>
-      <w:r>
-        <w:rPr>
-          <w:rFonts w:hint="eastAsia"/>
-        </w:rPr>
-        <w:t>Ablation后，</w:t>
-      </w:r>
-      <w:proofErr w:type="gramStart"/>
-      <w:r>
-        <w:rPr>
-          <w:rFonts w:hint="eastAsia"/>
-        </w:rPr>
-        <w:t>加</w:t>
-      </w:r>
-      <w:r>
-        <w:rPr>
-          <w:rFonts w:hint="eastAsia"/>
-        </w:rPr>
-        <w:t>超参数</w:t>
-      </w:r>
-      <w:proofErr w:type="gramEnd"/>
-      <w:r>
-        <w:rPr>
-          <w:rFonts w:hint="eastAsia"/>
-        </w:rPr>
-        <w:t>确定，做5个左右，</w:t>
-      </w:r>
-      <w:proofErr w:type="gramStart"/>
-      <w:r>
-        <w:rPr>
-          <w:rFonts w:hint="eastAsia"/>
-        </w:rPr>
-        <w:t>单起一个</w:t>
-      </w:r>
-      <w:proofErr w:type="gramEnd"/>
-      <w:r>
-        <w:rPr>
-          <w:rFonts w:hint="eastAsia"/>
-        </w:rPr>
-        <w:t>表，</w:t>
-      </w:r>
-      <w:proofErr w:type="gramStart"/>
-      <w:r>
-        <w:rPr>
-          <w:rFonts w:hint="eastAsia"/>
-        </w:rPr>
-        <w:t>叫超参确定</w:t>
-      </w:r>
-      <w:proofErr w:type="gramEnd"/>
-    </w:p>
-    <w:p>
-      <w:r>
-        <w:rPr>
-          <w:rFonts w:hint="eastAsia"/>
-        </w:rPr>
-        <w:t>公式（3）（4）合一起，</w:t>
-      </w:r>
-      <w:r>
-        <w:rPr>
-          <w:rFonts w:hint="eastAsia"/>
-        </w:rPr>
-        <w:t>（1）</w:t>
-      </w:r>
-      <w:r>
-        <w:rPr>
-          <w:rFonts w:hint="eastAsia"/>
-        </w:rPr>
-        <w:t>（7）不单独列公式</w:t>
-      </w:r>
-    </w:p>
-    <w:p>
-      <w:r>
-        <w:rPr>
-          <w:rFonts w:hint="eastAsia"/>
-        </w:rPr>
-        <w:t>摘要intro问题尽量一样</w:t>
-      </w:r>
-    </w:p>
-    <w:p>
-      <w:pPr>
-        <w:rPr>
-          <w:rFonts w:hint="eastAsia"/>
-        </w:rPr>
-      </w:pPr>
-      <w:r>
-        <w:rPr>
-          <w:rFonts w:hint="eastAsia"/>
-        </w:rPr>
-        <w:t>实验结果标题改成对比，可以只保留两段，一段精度一段效率，或者再加个总阶段（结构保持清晰）</w:t>
+    <w:p>
+      <w:r>
+        <w:rPr>
+          <w:rFonts w:hint="eastAsia"/>
+        </w:rPr>
+        <w:t>摘要缩短，细节减少</w:t>
+      </w:r>
+    </w:p>
+    <w:p>
+      <w:pPr>
+        <w:rPr>
+          <w:rFonts w:hint="eastAsia"/>
+        </w:rPr>
+      </w:pPr>
+      <w:r>
+        <w:rPr>
+          <w:rFonts w:hint="eastAsia"/>
+        </w:rPr>
+        <w:t>Intro引用，背景引用</w:t>
+      </w:r>
+    </w:p>
+    <w:p>
+      <w:r>
+        <w:rPr>
+          <w:rFonts w:hint="eastAsia"/>
+        </w:rPr>
+        <w:t>INTRO和摘要对结果表达有重复，这一段不分段，精简后合段</w:t>
+      </w:r>
+      <w:r>
+        <w:t>Extensive experiments on the SELF dataset demonstrate that the proposed frame</w:t>
+      </w:r>
+    </w:p>
+    <w:p>
+      <w:r>
+        <w:rPr>
+          <w:rFonts w:hint="eastAsia"/>
+        </w:rPr>
+        <w:t>Related work融在一起，不要分多模态，或者先多模态再单模态</w:t>
+      </w:r>
+      <w:r>
+        <w:rPr>
+          <w:rFonts w:hint="eastAsia"/>
+        </w:rPr>
+        <w:t>；先general再ego;</w:t>
+      </w:r>
+      <w:r>
+        <w:rPr>
+          <w:rFonts w:hint="eastAsia"/>
+        </w:rPr>
+        <w:t xml:space="preserve"> </w:t>
+      </w:r>
+      <w:r>
+        <w:rPr>
+          <w:rFonts w:hint="eastAsia"/>
+        </w:rPr>
+        <w:t>\noindent\textbf{Efficient VFM-based VPR}.</w:t>
+      </w:r>
+      <w:r>
+        <w:rPr>
+          <w:rFonts w:hint="eastAsia"/>
+        </w:rPr>
+        <w:t>加小标题</w:t>
+      </w:r>
+    </w:p>
+    <w:p>
+      <w:r>
+        <w:rPr>
+          <w:rFonts w:hint="eastAsia"/>
+        </w:rPr>
+        <w:t>METHOD W不写其shape</w:t>
+      </w:r>
+    </w:p>
+    <w:p>
+      <w:r>
+        <w:rPr>
+          <w:rFonts w:hint="eastAsia"/>
+        </w:rPr>
+        <w:t>METHOD不细分段</w:t>
+      </w:r>
+    </w:p>
+    <w:p>
+      <w:r>
+        <w:rPr>
+          <w:rFonts w:hint="eastAsia"/>
+        </w:rPr>
+        <w:t>Ablation可分两段</w:t>
+      </w:r>
+    </w:p>
+    <w:p>
+      <w:pPr>
+        <w:rPr>
+          <w:rFonts w:hint="eastAsia"/>
+        </w:rPr>
+      </w:pPr>
+      <w:r>
+        <w:t>Grammarly</w:t>
+      </w:r>
+      <w:r>
+        <w:rPr>
+          <w:rFonts w:hint="eastAsia"/>
+        </w:rPr>
+        <w:t xml:space="preserve"> 过一下语法</w:t>
       </w:r>
     </w:p>
     <w:sectPr>
@@ -1095,7 +1185,6 @@
   <w:style w:type="character" w:default="1" w:styleId="a0">
     <w:name w:val="Default Paragraph Font"/>
     <w:uiPriority w:val="1"/>
-    <w:semiHidden/>
     <w:unhideWhenUsed/>
   </w:style>
   <w:style w:type="table" w:default="1" w:styleId="a1">
